--- a/.ai-workflow/work/tasks/현장방문대비/30 관리 산출물/개발/md2docx-styled/JSA-PF-DS-003_아키텍처 문서.docx
+++ b/.ai-workflow/work/tasks/현장방문대비/30 관리 산출물/개발/md2docx-styled/JSA-PF-DS-003_아키텍처 문서.docx
@@ -13,44 +13,94 @@
     <w:tbl>
       <w:tblPr>
         <w:tblStyle w:val="Table"/>
-        <w:tblW w:type="pct" w:w="5000"/>
+        <w:tblW w:w="9638" w:type="dxa"/>
+        <w:tblBorders>
+          <w:top w:val="single" w:sz="4" w:space="0" w:color="CDD1D5"/>
+          <w:left w:val="single" w:sz="4" w:space="0" w:color="CDD1D5"/>
+          <w:bottom w:val="single" w:sz="4" w:space="0" w:color="CDD1D5"/>
+          <w:right w:val="single" w:sz="4" w:space="0" w:color="CDD1D5"/>
+          <w:insideH w:val="single" w:sz="4" w:space="0" w:color="CDD1D5"/>
+          <w:insideV w:val="single" w:sz="4" w:space="0" w:color="CDD1D5"/>
+        </w:tblBorders>
         <w:tblLayout w:type="fixed"/>
+        <w:tblCellMar>
+          <w:top w:w="50" w:type="dxa"/>
+          <w:left w:w="100" w:type="dxa"/>
+          <w:bottom w:w="50" w:type="dxa"/>
+          <w:right w:w="100" w:type="dxa"/>
+        </w:tblCellMar>
         <w:tblLook w:firstRow="1" w:lastRow="0" w:firstColumn="0" w:lastColumn="0" w:noHBand="0" w:noVBand="0" w:val="0020"/>
       </w:tblPr>
       <w:tblGrid>
-        <w:gridCol w:w="1927"/>
-        <w:gridCol w:w="5992"/>
+        <w:gridCol w:w="2345"/>
+        <w:gridCol w:w="7293"/>
       </w:tblGrid>
       <w:tr>
         <w:trPr>
+          <w:cantSplit/>
           <w:tblHeader w:val="on"/>
         </w:trPr>
         <w:tc>
-          <w:tcPr/>
-          <w:p>
-            <w:pPr>
-              <w:pStyle w:val="Compact"/>
-            </w:pPr>
-            <w:r>
+          <w:tcPr>
+            <w:tcW w:w="2345" w:type="dxa"/>
+            <w:tcBorders>
+              <w:top w:val="single" w:sz="4" w:space="0" w:color="90A9C6"/>
+              <w:left w:val="single" w:sz="4" w:space="0" w:color="90A9C6"/>
+              <w:bottom w:val="single" w:sz="4" w:space="0" w:color="90A9C6"/>
+              <w:right w:val="single" w:sz="4" w:space="0" w:color="90A9C6"/>
+            </w:tcBorders>
+            <w:shd w:val="clear" w:color="auto" w:fill="D6E0EB"/>
+            <w:vAlign w:val="center"/>
+          </w:tcPr>
+          <w:p>
+            <w:pPr>
+              <w:pStyle w:val="Compact"/>
+            </w:pPr>
+            <w:r>
+              <w:rPr>
+                <w:b/>
+                <w:bCs/>
+                <w:color w:val="131416"/>
+              </w:rPr>
               <w:t xml:space="preserve">항목</w:t>
             </w:r>
           </w:p>
         </w:tc>
         <w:tc>
-          <w:tcPr/>
-          <w:p>
-            <w:pPr>
-              <w:pStyle w:val="Compact"/>
-            </w:pPr>
-            <w:r>
+          <w:tcPr>
+            <w:tcW w:w="7293" w:type="dxa"/>
+            <w:tcBorders>
+              <w:top w:val="single" w:sz="4" w:space="0" w:color="90A9C6"/>
+              <w:left w:val="single" w:sz="4" w:space="0" w:color="90A9C6"/>
+              <w:bottom w:val="single" w:sz="4" w:space="0" w:color="90A9C6"/>
+              <w:right w:val="single" w:sz="4" w:space="0" w:color="90A9C6"/>
+            </w:tcBorders>
+            <w:shd w:val="clear" w:color="auto" w:fill="D6E0EB"/>
+            <w:vAlign w:val="center"/>
+          </w:tcPr>
+          <w:p>
+            <w:pPr>
+              <w:pStyle w:val="Compact"/>
+            </w:pPr>
+            <w:r>
+              <w:rPr>
+                <w:b/>
+                <w:bCs/>
+                <w:color w:val="131416"/>
+              </w:rPr>
               <w:t xml:space="preserve">내용</w:t>
             </w:r>
           </w:p>
         </w:tc>
       </w:tr>
       <w:tr>
-        <w:tc>
-          <w:tcPr/>
+        <w:trPr>
+          <w:cantSplit/>
+        </w:trPr>
+        <w:tc>
+          <w:tcPr>
+            <w:tcW w:w="2345" w:type="dxa"/>
+          </w:tcPr>
           <w:p>
             <w:pPr>
               <w:pStyle w:val="Compact"/>
@@ -61,7 +111,9 @@
           </w:p>
         </w:tc>
         <w:tc>
-          <w:tcPr/>
+          <w:tcPr>
+            <w:tcW w:w="7293" w:type="dxa"/>
+          </w:tcPr>
           <w:p>
             <w:pPr>
               <w:pStyle w:val="Compact"/>
@@ -73,8 +125,13 @@
         </w:tc>
       </w:tr>
       <w:tr>
-        <w:tc>
-          <w:tcPr/>
+        <w:trPr>
+          <w:cantSplit/>
+        </w:trPr>
+        <w:tc>
+          <w:tcPr>
+            <w:tcW w:w="2345" w:type="dxa"/>
+          </w:tcPr>
           <w:p>
             <w:pPr>
               <w:pStyle w:val="Compact"/>
@@ -85,7 +142,9 @@
           </w:p>
         </w:tc>
         <w:tc>
-          <w:tcPr/>
+          <w:tcPr>
+            <w:tcW w:w="7293" w:type="dxa"/>
+          </w:tcPr>
           <w:p>
             <w:pPr>
               <w:pStyle w:val="Compact"/>
@@ -97,8 +156,13 @@
         </w:tc>
       </w:tr>
       <w:tr>
-        <w:tc>
-          <w:tcPr/>
+        <w:trPr>
+          <w:cantSplit/>
+        </w:trPr>
+        <w:tc>
+          <w:tcPr>
+            <w:tcW w:w="2345" w:type="dxa"/>
+          </w:tcPr>
           <w:p>
             <w:pPr>
               <w:pStyle w:val="Compact"/>
@@ -109,7 +173,9 @@
           </w:p>
         </w:tc>
         <w:tc>
-          <w:tcPr/>
+          <w:tcPr>
+            <w:tcW w:w="7293" w:type="dxa"/>
+          </w:tcPr>
           <w:p>
             <w:pPr>
               <w:pStyle w:val="Compact"/>
@@ -121,8 +187,13 @@
         </w:tc>
       </w:tr>
       <w:tr>
-        <w:tc>
-          <w:tcPr/>
+        <w:trPr>
+          <w:cantSplit/>
+        </w:trPr>
+        <w:tc>
+          <w:tcPr>
+            <w:tcW w:w="2345" w:type="dxa"/>
+          </w:tcPr>
           <w:p>
             <w:pPr>
               <w:pStyle w:val="Compact"/>
@@ -133,7 +204,9 @@
           </w:p>
         </w:tc>
         <w:tc>
-          <w:tcPr/>
+          <w:tcPr>
+            <w:tcW w:w="7293" w:type="dxa"/>
+          </w:tcPr>
           <w:p>
             <w:pPr>
               <w:pStyle w:val="Compact"/>
@@ -145,8 +218,13 @@
         </w:tc>
       </w:tr>
       <w:tr>
-        <w:tc>
-          <w:tcPr/>
+        <w:trPr>
+          <w:cantSplit/>
+        </w:trPr>
+        <w:tc>
+          <w:tcPr>
+            <w:tcW w:w="2345" w:type="dxa"/>
+          </w:tcPr>
           <w:p>
             <w:pPr>
               <w:pStyle w:val="Compact"/>
@@ -157,7 +235,9 @@
           </w:p>
         </w:tc>
         <w:tc>
-          <w:tcPr/>
+          <w:tcPr>
+            <w:tcW w:w="7293" w:type="dxa"/>
+          </w:tcPr>
           <w:p>
             <w:pPr>
               <w:pStyle w:val="Compact"/>
@@ -169,8 +249,13 @@
         </w:tc>
       </w:tr>
       <w:tr>
-        <w:tc>
-          <w:tcPr/>
+        <w:trPr>
+          <w:cantSplit/>
+        </w:trPr>
+        <w:tc>
+          <w:tcPr>
+            <w:tcW w:w="2345" w:type="dxa"/>
+          </w:tcPr>
           <w:p>
             <w:pPr>
               <w:pStyle w:val="Compact"/>
@@ -181,7 +266,9 @@
           </w:p>
         </w:tc>
         <w:tc>
-          <w:tcPr/>
+          <w:tcPr>
+            <w:tcW w:w="7293" w:type="dxa"/>
+          </w:tcPr>
           <w:p>
             <w:pPr>
               <w:pStyle w:val="Compact"/>
@@ -193,8 +280,13 @@
         </w:tc>
       </w:tr>
       <w:tr>
-        <w:tc>
-          <w:tcPr/>
+        <w:trPr>
+          <w:cantSplit/>
+        </w:trPr>
+        <w:tc>
+          <w:tcPr>
+            <w:tcW w:w="2345" w:type="dxa"/>
+          </w:tcPr>
           <w:p>
             <w:pPr>
               <w:pStyle w:val="Compact"/>
@@ -205,7 +297,9 @@
           </w:p>
         </w:tc>
         <w:tc>
-          <w:tcPr/>
+          <w:tcPr>
+            <w:tcW w:w="7293" w:type="dxa"/>
+          </w:tcPr>
           <w:p>
             <w:pPr>
               <w:pStyle w:val="Compact"/>
@@ -228,80 +322,175 @@
     <w:tbl>
       <w:tblPr>
         <w:tblStyle w:val="Table"/>
-        <w:tblW w:type="pct" w:w="5000"/>
+        <w:tblW w:w="9638" w:type="dxa"/>
+        <w:tblBorders>
+          <w:top w:val="single" w:sz="4" w:space="0" w:color="CDD1D5"/>
+          <w:left w:val="single" w:sz="4" w:space="0" w:color="CDD1D5"/>
+          <w:bottom w:val="single" w:sz="4" w:space="0" w:color="CDD1D5"/>
+          <w:right w:val="single" w:sz="4" w:space="0" w:color="CDD1D5"/>
+          <w:insideH w:val="single" w:sz="4" w:space="0" w:color="CDD1D5"/>
+          <w:insideV w:val="single" w:sz="4" w:space="0" w:color="CDD1D5"/>
+        </w:tblBorders>
         <w:tblLayout w:type="fixed"/>
+        <w:tblCellMar>
+          <w:top w:w="50" w:type="dxa"/>
+          <w:left w:w="100" w:type="dxa"/>
+          <w:bottom w:w="50" w:type="dxa"/>
+          <w:right w:w="100" w:type="dxa"/>
+        </w:tblCellMar>
         <w:tblLook w:firstRow="1" w:lastRow="0" w:firstColumn="0" w:lastColumn="0" w:noHBand="0" w:noVBand="0" w:val="0020"/>
       </w:tblPr>
       <w:tblGrid>
-        <w:gridCol w:w="1526"/>
-        <w:gridCol w:w="1622"/>
-        <w:gridCol w:w="1717"/>
-        <w:gridCol w:w="1526"/>
-        <w:gridCol w:w="1526"/>
+        <w:gridCol w:w="1858"/>
+        <w:gridCol w:w="1975"/>
+        <w:gridCol w:w="2090"/>
+        <w:gridCol w:w="1858"/>
+        <w:gridCol w:w="1857"/>
       </w:tblGrid>
       <w:tr>
         <w:trPr>
+          <w:cantSplit/>
           <w:tblHeader w:val="on"/>
         </w:trPr>
         <w:tc>
-          <w:tcPr/>
-          <w:p>
-            <w:pPr>
-              <w:pStyle w:val="Compact"/>
-            </w:pPr>
-            <w:r>
+          <w:tcPr>
+            <w:tcW w:w="1858" w:type="dxa"/>
+            <w:tcBorders>
+              <w:top w:val="single" w:sz="4" w:space="0" w:color="90A9C6"/>
+              <w:left w:val="single" w:sz="4" w:space="0" w:color="90A9C6"/>
+              <w:bottom w:val="single" w:sz="4" w:space="0" w:color="90A9C6"/>
+              <w:right w:val="single" w:sz="4" w:space="0" w:color="90A9C6"/>
+            </w:tcBorders>
+            <w:shd w:val="clear" w:color="auto" w:fill="D6E0EB"/>
+            <w:vAlign w:val="center"/>
+          </w:tcPr>
+          <w:p>
+            <w:pPr>
+              <w:pStyle w:val="Compact"/>
+            </w:pPr>
+            <w:r>
+              <w:rPr>
+                <w:b/>
+                <w:bCs/>
+                <w:color w:val="131416"/>
+              </w:rPr>
               <w:t xml:space="preserve">버전</w:t>
             </w:r>
           </w:p>
         </w:tc>
         <w:tc>
-          <w:tcPr/>
-          <w:p>
-            <w:pPr>
-              <w:pStyle w:val="Compact"/>
-            </w:pPr>
-            <w:r>
+          <w:tcPr>
+            <w:tcW w:w="1975" w:type="dxa"/>
+            <w:tcBorders>
+              <w:top w:val="single" w:sz="4" w:space="0" w:color="90A9C6"/>
+              <w:left w:val="single" w:sz="4" w:space="0" w:color="90A9C6"/>
+              <w:bottom w:val="single" w:sz="4" w:space="0" w:color="90A9C6"/>
+              <w:right w:val="single" w:sz="4" w:space="0" w:color="90A9C6"/>
+            </w:tcBorders>
+            <w:shd w:val="clear" w:color="auto" w:fill="D6E0EB"/>
+            <w:vAlign w:val="center"/>
+          </w:tcPr>
+          <w:p>
+            <w:pPr>
+              <w:pStyle w:val="Compact"/>
+            </w:pPr>
+            <w:r>
+              <w:rPr>
+                <w:b/>
+                <w:bCs/>
+                <w:color w:val="131416"/>
+              </w:rPr>
               <w:t xml:space="preserve">날짜</w:t>
             </w:r>
           </w:p>
         </w:tc>
         <w:tc>
-          <w:tcPr/>
-          <w:p>
-            <w:pPr>
-              <w:pStyle w:val="Compact"/>
-            </w:pPr>
-            <w:r>
+          <w:tcPr>
+            <w:tcW w:w="2090" w:type="dxa"/>
+            <w:tcBorders>
+              <w:top w:val="single" w:sz="4" w:space="0" w:color="90A9C6"/>
+              <w:left w:val="single" w:sz="4" w:space="0" w:color="90A9C6"/>
+              <w:bottom w:val="single" w:sz="4" w:space="0" w:color="90A9C6"/>
+              <w:right w:val="single" w:sz="4" w:space="0" w:color="90A9C6"/>
+            </w:tcBorders>
+            <w:shd w:val="clear" w:color="auto" w:fill="D6E0EB"/>
+            <w:vAlign w:val="center"/>
+          </w:tcPr>
+          <w:p>
+            <w:pPr>
+              <w:pStyle w:val="Compact"/>
+            </w:pPr>
+            <w:r>
+              <w:rPr>
+                <w:b/>
+                <w:bCs/>
+                <w:color w:val="131416"/>
+              </w:rPr>
               <w:t xml:space="preserve">변경 내용</w:t>
             </w:r>
           </w:p>
         </w:tc>
         <w:tc>
-          <w:tcPr/>
-          <w:p>
-            <w:pPr>
-              <w:pStyle w:val="Compact"/>
-            </w:pPr>
-            <w:r>
+          <w:tcPr>
+            <w:tcW w:w="1858" w:type="dxa"/>
+            <w:tcBorders>
+              <w:top w:val="single" w:sz="4" w:space="0" w:color="90A9C6"/>
+              <w:left w:val="single" w:sz="4" w:space="0" w:color="90A9C6"/>
+              <w:bottom w:val="single" w:sz="4" w:space="0" w:color="90A9C6"/>
+              <w:right w:val="single" w:sz="4" w:space="0" w:color="90A9C6"/>
+            </w:tcBorders>
+            <w:shd w:val="clear" w:color="auto" w:fill="D6E0EB"/>
+            <w:vAlign w:val="center"/>
+          </w:tcPr>
+          <w:p>
+            <w:pPr>
+              <w:pStyle w:val="Compact"/>
+            </w:pPr>
+            <w:r>
+              <w:rPr>
+                <w:b/>
+                <w:bCs/>
+                <w:color w:val="131416"/>
+              </w:rPr>
               <w:t xml:space="preserve">작성자</w:t>
             </w:r>
           </w:p>
         </w:tc>
         <w:tc>
-          <w:tcPr/>
-          <w:p>
-            <w:pPr>
-              <w:pStyle w:val="Compact"/>
-            </w:pPr>
-            <w:r>
+          <w:tcPr>
+            <w:tcW w:w="1857" w:type="dxa"/>
+            <w:tcBorders>
+              <w:top w:val="single" w:sz="4" w:space="0" w:color="90A9C6"/>
+              <w:left w:val="single" w:sz="4" w:space="0" w:color="90A9C6"/>
+              <w:bottom w:val="single" w:sz="4" w:space="0" w:color="90A9C6"/>
+              <w:right w:val="single" w:sz="4" w:space="0" w:color="90A9C6"/>
+            </w:tcBorders>
+            <w:shd w:val="clear" w:color="auto" w:fill="D6E0EB"/>
+            <w:vAlign w:val="center"/>
+          </w:tcPr>
+          <w:p>
+            <w:pPr>
+              <w:pStyle w:val="Compact"/>
+            </w:pPr>
+            <w:r>
+              <w:rPr>
+                <w:b/>
+                <w:bCs/>
+                <w:color w:val="131416"/>
+              </w:rPr>
               <w:t xml:space="preserve">승인자</w:t>
             </w:r>
           </w:p>
         </w:tc>
       </w:tr>
       <w:tr>
-        <w:tc>
-          <w:tcPr/>
+        <w:trPr>
+          <w:cantSplit/>
+        </w:trPr>
+        <w:tc>
+          <w:tcPr>
+            <w:tcW w:w="1858" w:type="dxa"/>
+          </w:tcPr>
           <w:p>
             <w:pPr>
               <w:pStyle w:val="Compact"/>
@@ -312,7 +501,9 @@
           </w:p>
         </w:tc>
         <w:tc>
-          <w:tcPr/>
+          <w:tcPr>
+            <w:tcW w:w="1975" w:type="dxa"/>
+          </w:tcPr>
           <w:p>
             <w:pPr>
               <w:pStyle w:val="Compact"/>
@@ -323,7 +514,9 @@
           </w:p>
         </w:tc>
         <w:tc>
-          <w:tcPr/>
+          <w:tcPr>
+            <w:tcW w:w="2090" w:type="dxa"/>
+          </w:tcPr>
           <w:p>
             <w:pPr>
               <w:pStyle w:val="Compact"/>
@@ -334,7 +527,9 @@
           </w:p>
         </w:tc>
         <w:tc>
-          <w:tcPr/>
+          <w:tcPr>
+            <w:tcW w:w="1858" w:type="dxa"/>
+          </w:tcPr>
           <w:p>
             <w:pPr>
               <w:pStyle w:val="Compact"/>
@@ -345,7 +540,9 @@
           </w:p>
         </w:tc>
         <w:tc>
-          <w:tcPr/>
+          <w:tcPr>
+            <w:tcW w:w="1857" w:type="dxa"/>
+          </w:tcPr>
           <w:p>
             <w:pPr>
               <w:pStyle w:val="Compact"/>
@@ -572,7 +769,7 @@
               <a:graphicData uri="http://schemas.openxmlformats.org/drawingml/2006/picture">
                 <pic:pic>
                   <pic:nvPicPr>
-                    <pic:cNvPr descr="_변환도구/img/JSA-PF-DS-003_아키텍처 문서/1.png" id="11" name="Picture"/>
+                    <pic:cNvPr descr="/Users/garam/ops/inp/ws/.ai-workflow/work/tasks/현장방문대비/30 관리 산출물/개발/md2docx-styled/_변환도구/img/JSA-PF-DS-003_아키텍처 문서/1.png" id="11" name="Picture"/>
                     <pic:cNvPicPr>
                       <a:picLocks noChangeArrowheads="1" noChangeAspect="1"/>
                     </pic:cNvPicPr>
@@ -616,68 +813,148 @@
     <w:tbl>
       <w:tblPr>
         <w:tblStyle w:val="Table"/>
-        <w:tblW w:type="pct" w:w="5000"/>
+        <w:tblW w:w="9638" w:type="dxa"/>
+        <w:tblBorders>
+          <w:top w:val="single" w:sz="4" w:space="0" w:color="CDD1D5"/>
+          <w:left w:val="single" w:sz="4" w:space="0" w:color="CDD1D5"/>
+          <w:bottom w:val="single" w:sz="4" w:space="0" w:color="CDD1D5"/>
+          <w:right w:val="single" w:sz="4" w:space="0" w:color="CDD1D5"/>
+          <w:insideH w:val="single" w:sz="4" w:space="0" w:color="CDD1D5"/>
+          <w:insideV w:val="single" w:sz="4" w:space="0" w:color="CDD1D5"/>
+        </w:tblBorders>
         <w:tblLayout w:type="fixed"/>
+        <w:tblCellMar>
+          <w:top w:w="50" w:type="dxa"/>
+          <w:left w:w="100" w:type="dxa"/>
+          <w:bottom w:w="50" w:type="dxa"/>
+          <w:right w:w="100" w:type="dxa"/>
+        </w:tblCellMar>
         <w:tblLook w:firstRow="1" w:lastRow="0" w:firstColumn="0" w:lastColumn="0" w:noHBand="0" w:noVBand="0" w:val="0020"/>
       </w:tblPr>
       <w:tblGrid>
-        <w:gridCol w:w="1300"/>
-        <w:gridCol w:w="2591"/>
-        <w:gridCol w:w="2760"/>
-        <w:gridCol w:w="1267"/>
+        <w:gridCol w:w="1582"/>
+        <w:gridCol w:w="3154"/>
+        <w:gridCol w:w="3360"/>
+        <w:gridCol w:w="1542"/>
       </w:tblGrid>
       <w:tr>
         <w:trPr>
+          <w:cantSplit/>
           <w:tblHeader w:val="on"/>
         </w:trPr>
         <w:tc>
-          <w:tcPr/>
-          <w:p>
-            <w:pPr>
-              <w:pStyle w:val="Compact"/>
-            </w:pPr>
-            <w:r>
+          <w:tcPr>
+            <w:tcW w:w="1582" w:type="dxa"/>
+            <w:tcBorders>
+              <w:top w:val="single" w:sz="4" w:space="0" w:color="90A9C6"/>
+              <w:left w:val="single" w:sz="4" w:space="0" w:color="90A9C6"/>
+              <w:bottom w:val="single" w:sz="4" w:space="0" w:color="90A9C6"/>
+              <w:right w:val="single" w:sz="4" w:space="0" w:color="90A9C6"/>
+            </w:tcBorders>
+            <w:shd w:val="clear" w:color="auto" w:fill="D6E0EB"/>
+            <w:vAlign w:val="center"/>
+          </w:tcPr>
+          <w:p>
+            <w:pPr>
+              <w:pStyle w:val="Compact"/>
+            </w:pPr>
+            <w:r>
+              <w:rPr>
+                <w:b/>
+                <w:bCs/>
+                <w:color w:val="131416"/>
+              </w:rPr>
               <w:t xml:space="preserve">컨테이너</w:t>
             </w:r>
           </w:p>
         </w:tc>
         <w:tc>
-          <w:tcPr/>
-          <w:p>
-            <w:pPr>
-              <w:pStyle w:val="Compact"/>
-            </w:pPr>
-            <w:r>
+          <w:tcPr>
+            <w:tcW w:w="3154" w:type="dxa"/>
+            <w:tcBorders>
+              <w:top w:val="single" w:sz="4" w:space="0" w:color="90A9C6"/>
+              <w:left w:val="single" w:sz="4" w:space="0" w:color="90A9C6"/>
+              <w:bottom w:val="single" w:sz="4" w:space="0" w:color="90A9C6"/>
+              <w:right w:val="single" w:sz="4" w:space="0" w:color="90A9C6"/>
+            </w:tcBorders>
+            <w:shd w:val="clear" w:color="auto" w:fill="D6E0EB"/>
+            <w:vAlign w:val="center"/>
+          </w:tcPr>
+          <w:p>
+            <w:pPr>
+              <w:pStyle w:val="Compact"/>
+            </w:pPr>
+            <w:r>
+              <w:rPr>
+                <w:b/>
+                <w:bCs/>
+                <w:color w:val="131416"/>
+              </w:rPr>
               <w:t xml:space="preserve">기술</w:t>
             </w:r>
           </w:p>
         </w:tc>
         <w:tc>
-          <w:tcPr/>
-          <w:p>
-            <w:pPr>
-              <w:pStyle w:val="Compact"/>
-            </w:pPr>
-            <w:r>
+          <w:tcPr>
+            <w:tcW w:w="3360" w:type="dxa"/>
+            <w:tcBorders>
+              <w:top w:val="single" w:sz="4" w:space="0" w:color="90A9C6"/>
+              <w:left w:val="single" w:sz="4" w:space="0" w:color="90A9C6"/>
+              <w:bottom w:val="single" w:sz="4" w:space="0" w:color="90A9C6"/>
+              <w:right w:val="single" w:sz="4" w:space="0" w:color="90A9C6"/>
+            </w:tcBorders>
+            <w:shd w:val="clear" w:color="auto" w:fill="D6E0EB"/>
+            <w:vAlign w:val="center"/>
+          </w:tcPr>
+          <w:p>
+            <w:pPr>
+              <w:pStyle w:val="Compact"/>
+            </w:pPr>
+            <w:r>
+              <w:rPr>
+                <w:b/>
+                <w:bCs/>
+                <w:color w:val="131416"/>
+              </w:rPr>
               <w:t xml:space="preserve">책임</w:t>
             </w:r>
           </w:p>
         </w:tc>
         <w:tc>
-          <w:tcPr/>
-          <w:p>
-            <w:pPr>
-              <w:pStyle w:val="Compact"/>
-            </w:pPr>
-            <w:r>
+          <w:tcPr>
+            <w:tcW w:w="1542" w:type="dxa"/>
+            <w:tcBorders>
+              <w:top w:val="single" w:sz="4" w:space="0" w:color="90A9C6"/>
+              <w:left w:val="single" w:sz="4" w:space="0" w:color="90A9C6"/>
+              <w:bottom w:val="single" w:sz="4" w:space="0" w:color="90A9C6"/>
+              <w:right w:val="single" w:sz="4" w:space="0" w:color="90A9C6"/>
+            </w:tcBorders>
+            <w:shd w:val="clear" w:color="auto" w:fill="D6E0EB"/>
+            <w:vAlign w:val="center"/>
+          </w:tcPr>
+          <w:p>
+            <w:pPr>
+              <w:pStyle w:val="Compact"/>
+            </w:pPr>
+            <w:r>
+              <w:rPr>
+                <w:b/>
+                <w:bCs/>
+                <w:color w:val="131416"/>
+              </w:rPr>
               <w:t xml:space="preserve">통신 방식</w:t>
             </w:r>
           </w:p>
         </w:tc>
       </w:tr>
       <w:tr>
-        <w:tc>
-          <w:tcPr/>
+        <w:trPr>
+          <w:cantSplit/>
+        </w:trPr>
+        <w:tc>
+          <w:tcPr>
+            <w:tcW w:w="1582" w:type="dxa"/>
+          </w:tcPr>
           <w:p>
             <w:pPr>
               <w:pStyle w:val="Compact"/>
@@ -688,7 +965,9 @@
           </w:p>
         </w:tc>
         <w:tc>
-          <w:tcPr/>
+          <w:tcPr>
+            <w:tcW w:w="3154" w:type="dxa"/>
+          </w:tcPr>
           <w:p>
             <w:pPr>
               <w:pStyle w:val="Compact"/>
@@ -720,7 +999,9 @@
           </w:p>
         </w:tc>
         <w:tc>
-          <w:tcPr/>
+          <w:tcPr>
+            <w:tcW w:w="3360" w:type="dxa"/>
+          </w:tcPr>
           <w:p>
             <w:pPr>
               <w:pStyle w:val="Compact"/>
@@ -758,7 +1039,9 @@
           </w:p>
         </w:tc>
         <w:tc>
-          <w:tcPr/>
+          <w:tcPr>
+            <w:tcW w:w="1542" w:type="dxa"/>
+          </w:tcPr>
           <w:p>
             <w:pPr>
               <w:pStyle w:val="Compact"/>
@@ -770,8 +1053,13 @@
         </w:tc>
       </w:tr>
       <w:tr>
-        <w:tc>
-          <w:tcPr/>
+        <w:trPr>
+          <w:cantSplit/>
+        </w:trPr>
+        <w:tc>
+          <w:tcPr>
+            <w:tcW w:w="1582" w:type="dxa"/>
+          </w:tcPr>
           <w:p>
             <w:pPr>
               <w:pStyle w:val="Compact"/>
@@ -782,7 +1070,9 @@
           </w:p>
         </w:tc>
         <w:tc>
-          <w:tcPr/>
+          <w:tcPr>
+            <w:tcW w:w="3154" w:type="dxa"/>
+          </w:tcPr>
           <w:p>
             <w:pPr>
               <w:pStyle w:val="Compact"/>
@@ -793,7 +1083,9 @@
           </w:p>
         </w:tc>
         <w:tc>
-          <w:tcPr/>
+          <w:tcPr>
+            <w:tcW w:w="3360" w:type="dxa"/>
+          </w:tcPr>
           <w:p>
             <w:pPr>
               <w:pStyle w:val="Compact"/>
@@ -804,7 +1096,9 @@
           </w:p>
         </w:tc>
         <w:tc>
-          <w:tcPr/>
+          <w:tcPr>
+            <w:tcW w:w="1542" w:type="dxa"/>
+          </w:tcPr>
           <w:p>
             <w:pPr>
               <w:pStyle w:val="Compact"/>
@@ -825,8 +1119,13 @@
         </w:tc>
       </w:tr>
       <w:tr>
-        <w:tc>
-          <w:tcPr/>
+        <w:trPr>
+          <w:cantSplit/>
+        </w:trPr>
+        <w:tc>
+          <w:tcPr>
+            <w:tcW w:w="1582" w:type="dxa"/>
+          </w:tcPr>
           <w:p>
             <w:pPr>
               <w:pStyle w:val="Compact"/>
@@ -837,7 +1136,9 @@
           </w:p>
         </w:tc>
         <w:tc>
-          <w:tcPr/>
+          <w:tcPr>
+            <w:tcW w:w="3154" w:type="dxa"/>
+          </w:tcPr>
           <w:p>
             <w:pPr>
               <w:pStyle w:val="Compact"/>
@@ -848,7 +1149,9 @@
           </w:p>
         </w:tc>
         <w:tc>
-          <w:tcPr/>
+          <w:tcPr>
+            <w:tcW w:w="3360" w:type="dxa"/>
+          </w:tcPr>
           <w:p>
             <w:pPr>
               <w:pStyle w:val="Compact"/>
@@ -859,7 +1162,9 @@
           </w:p>
         </w:tc>
         <w:tc>
-          <w:tcPr/>
+          <w:tcPr>
+            <w:tcW w:w="1542" w:type="dxa"/>
+          </w:tcPr>
           <w:p>
             <w:pPr>
               <w:pStyle w:val="Compact"/>
@@ -880,8 +1185,13 @@
         </w:tc>
       </w:tr>
       <w:tr>
-        <w:tc>
-          <w:tcPr/>
+        <w:trPr>
+          <w:cantSplit/>
+        </w:trPr>
+        <w:tc>
+          <w:tcPr>
+            <w:tcW w:w="1582" w:type="dxa"/>
+          </w:tcPr>
           <w:p>
             <w:pPr>
               <w:pStyle w:val="Compact"/>
@@ -892,7 +1202,9 @@
           </w:p>
         </w:tc>
         <w:tc>
-          <w:tcPr/>
+          <w:tcPr>
+            <w:tcW w:w="3154" w:type="dxa"/>
+          </w:tcPr>
           <w:p>
             <w:pPr>
               <w:pStyle w:val="Compact"/>
@@ -903,7 +1215,9 @@
           </w:p>
         </w:tc>
         <w:tc>
-          <w:tcPr/>
+          <w:tcPr>
+            <w:tcW w:w="3360" w:type="dxa"/>
+          </w:tcPr>
           <w:p>
             <w:pPr>
               <w:pStyle w:val="Compact"/>
@@ -914,7 +1228,9 @@
           </w:p>
         </w:tc>
         <w:tc>
-          <w:tcPr/>
+          <w:tcPr>
+            <w:tcW w:w="1542" w:type="dxa"/>
+          </w:tcPr>
           <w:p>
             <w:pPr>
               <w:pStyle w:val="Compact"/>
@@ -926,8 +1242,13 @@
         </w:tc>
       </w:tr>
       <w:tr>
-        <w:tc>
-          <w:tcPr/>
+        <w:trPr>
+          <w:cantSplit/>
+        </w:trPr>
+        <w:tc>
+          <w:tcPr>
+            <w:tcW w:w="1582" w:type="dxa"/>
+          </w:tcPr>
           <w:p>
             <w:pPr>
               <w:pStyle w:val="Compact"/>
@@ -938,7 +1259,9 @@
           </w:p>
         </w:tc>
         <w:tc>
-          <w:tcPr/>
+          <w:tcPr>
+            <w:tcW w:w="3154" w:type="dxa"/>
+          </w:tcPr>
           <w:p>
             <w:pPr>
               <w:pStyle w:val="Compact"/>
@@ -949,7 +1272,9 @@
           </w:p>
         </w:tc>
         <w:tc>
-          <w:tcPr/>
+          <w:tcPr>
+            <w:tcW w:w="3360" w:type="dxa"/>
+          </w:tcPr>
           <w:p>
             <w:pPr>
               <w:pStyle w:val="Compact"/>
@@ -960,7 +1285,9 @@
           </w:p>
         </w:tc>
         <w:tc>
-          <w:tcPr/>
+          <w:tcPr>
+            <w:tcW w:w="1542" w:type="dxa"/>
+          </w:tcPr>
           <w:p>
             <w:pPr>
               <w:pStyle w:val="Compact"/>
@@ -972,8 +1299,13 @@
         </w:tc>
       </w:tr>
       <w:tr>
-        <w:tc>
-          <w:tcPr/>
+        <w:trPr>
+          <w:cantSplit/>
+        </w:trPr>
+        <w:tc>
+          <w:tcPr>
+            <w:tcW w:w="1582" w:type="dxa"/>
+          </w:tcPr>
           <w:p>
             <w:pPr>
               <w:pStyle w:val="Compact"/>
@@ -984,7 +1316,9 @@
           </w:p>
         </w:tc>
         <w:tc>
-          <w:tcPr/>
+          <w:tcPr>
+            <w:tcW w:w="3154" w:type="dxa"/>
+          </w:tcPr>
           <w:p>
             <w:pPr>
               <w:pStyle w:val="Compact"/>
@@ -1013,7 +1347,9 @@
           </w:p>
         </w:tc>
         <w:tc>
-          <w:tcPr/>
+          <w:tcPr>
+            <w:tcW w:w="3360" w:type="dxa"/>
+          </w:tcPr>
           <w:p>
             <w:pPr>
               <w:pStyle w:val="Compact"/>
@@ -1024,7 +1360,9 @@
           </w:p>
         </w:tc>
         <w:tc>
-          <w:tcPr/>
+          <w:tcPr>
+            <w:tcW w:w="1542" w:type="dxa"/>
+          </w:tcPr>
           <w:p>
             <w:pPr>
               <w:pStyle w:val="Compact"/>
@@ -1048,8 +1386,13 @@
         </w:tc>
       </w:tr>
       <w:tr>
-        <w:tc>
-          <w:tcPr/>
+        <w:trPr>
+          <w:cantSplit/>
+        </w:trPr>
+        <w:tc>
+          <w:tcPr>
+            <w:tcW w:w="1582" w:type="dxa"/>
+          </w:tcPr>
           <w:p>
             <w:pPr>
               <w:pStyle w:val="Compact"/>
@@ -1060,7 +1403,9 @@
           </w:p>
         </w:tc>
         <w:tc>
-          <w:tcPr/>
+          <w:tcPr>
+            <w:tcW w:w="3154" w:type="dxa"/>
+          </w:tcPr>
           <w:p>
             <w:pPr>
               <w:pStyle w:val="Compact"/>
@@ -1080,7 +1425,9 @@
           </w:p>
         </w:tc>
         <w:tc>
-          <w:tcPr/>
+          <w:tcPr>
+            <w:tcW w:w="3360" w:type="dxa"/>
+          </w:tcPr>
           <w:p>
             <w:pPr>
               <w:pStyle w:val="Compact"/>
@@ -1091,7 +1438,9 @@
           </w:p>
         </w:tc>
         <w:tc>
-          <w:tcPr/>
+          <w:tcPr>
+            <w:tcW w:w="1542" w:type="dxa"/>
+          </w:tcPr>
           <w:p>
             <w:pPr>
               <w:pStyle w:val="Compact"/>
@@ -1103,8 +1452,13 @@
         </w:tc>
       </w:tr>
       <w:tr>
-        <w:tc>
-          <w:tcPr/>
+        <w:trPr>
+          <w:cantSplit/>
+        </w:trPr>
+        <w:tc>
+          <w:tcPr>
+            <w:tcW w:w="1582" w:type="dxa"/>
+          </w:tcPr>
           <w:p>
             <w:pPr>
               <w:pStyle w:val="Compact"/>
@@ -1115,7 +1469,9 @@
           </w:p>
         </w:tc>
         <w:tc>
-          <w:tcPr/>
+          <w:tcPr>
+            <w:tcW w:w="3154" w:type="dxa"/>
+          </w:tcPr>
           <w:p>
             <w:pPr>
               <w:pStyle w:val="Compact"/>
@@ -1138,7 +1494,9 @@
           </w:p>
         </w:tc>
         <w:tc>
-          <w:tcPr/>
+          <w:tcPr>
+            <w:tcW w:w="3360" w:type="dxa"/>
+          </w:tcPr>
           <w:p>
             <w:pPr>
               <w:pStyle w:val="Compact"/>
@@ -1179,7 +1537,9 @@
           </w:p>
         </w:tc>
         <w:tc>
-          <w:tcPr/>
+          <w:tcPr>
+            <w:tcW w:w="1542" w:type="dxa"/>
+          </w:tcPr>
           <w:p>
             <w:pPr>
               <w:pStyle w:val="Compact"/>
@@ -1191,8 +1551,13 @@
         </w:tc>
       </w:tr>
       <w:tr>
-        <w:tc>
-          <w:tcPr/>
+        <w:trPr>
+          <w:cantSplit/>
+        </w:trPr>
+        <w:tc>
+          <w:tcPr>
+            <w:tcW w:w="1582" w:type="dxa"/>
+          </w:tcPr>
           <w:p>
             <w:pPr>
               <w:pStyle w:val="Compact"/>
@@ -1206,7 +1571,9 @@
           </w:p>
         </w:tc>
         <w:tc>
-          <w:tcPr/>
+          <w:tcPr>
+            <w:tcW w:w="3154" w:type="dxa"/>
+          </w:tcPr>
           <w:p>
             <w:pPr>
               <w:pStyle w:val="Compact"/>
@@ -1217,7 +1584,9 @@
           </w:p>
         </w:tc>
         <w:tc>
-          <w:tcPr/>
+          <w:tcPr>
+            <w:tcW w:w="3360" w:type="dxa"/>
+          </w:tcPr>
           <w:p>
             <w:pPr>
               <w:pStyle w:val="Compact"/>
@@ -1228,7 +1597,9 @@
           </w:p>
         </w:tc>
         <w:tc>
-          <w:tcPr/>
+          <w:tcPr>
+            <w:tcW w:w="1542" w:type="dxa"/>
+          </w:tcPr>
           <w:p>
             <w:pPr>
               <w:pStyle w:val="Compact"/>
@@ -1240,8 +1611,13 @@
         </w:tc>
       </w:tr>
       <w:tr>
-        <w:tc>
-          <w:tcPr/>
+        <w:trPr>
+          <w:cantSplit/>
+        </w:trPr>
+        <w:tc>
+          <w:tcPr>
+            <w:tcW w:w="1582" w:type="dxa"/>
+          </w:tcPr>
           <w:p>
             <w:pPr>
               <w:pStyle w:val="Compact"/>
@@ -1255,7 +1631,9 @@
           </w:p>
         </w:tc>
         <w:tc>
-          <w:tcPr/>
+          <w:tcPr>
+            <w:tcW w:w="3154" w:type="dxa"/>
+          </w:tcPr>
           <w:p>
             <w:pPr>
               <w:pStyle w:val="Compact"/>
@@ -1266,7 +1644,9 @@
           </w:p>
         </w:tc>
         <w:tc>
-          <w:tcPr/>
+          <w:tcPr>
+            <w:tcW w:w="3360" w:type="dxa"/>
+          </w:tcPr>
           <w:p>
             <w:pPr>
               <w:pStyle w:val="Compact"/>
@@ -1277,7 +1657,9 @@
           </w:p>
         </w:tc>
         <w:tc>
-          <w:tcPr/>
+          <w:tcPr>
+            <w:tcW w:w="1542" w:type="dxa"/>
+          </w:tcPr>
           <w:p>
             <w:pPr>
               <w:pStyle w:val="Compact"/>
@@ -1289,8 +1671,13 @@
         </w:tc>
       </w:tr>
       <w:tr>
-        <w:tc>
-          <w:tcPr/>
+        <w:trPr>
+          <w:cantSplit/>
+        </w:trPr>
+        <w:tc>
+          <w:tcPr>
+            <w:tcW w:w="1582" w:type="dxa"/>
+          </w:tcPr>
           <w:p>
             <w:pPr>
               <w:pStyle w:val="Compact"/>
@@ -1301,7 +1688,9 @@
           </w:p>
         </w:tc>
         <w:tc>
-          <w:tcPr/>
+          <w:tcPr>
+            <w:tcW w:w="3154" w:type="dxa"/>
+          </w:tcPr>
           <w:p>
             <w:pPr>
               <w:pStyle w:val="Compact"/>
@@ -1321,7 +1710,9 @@
           </w:p>
         </w:tc>
         <w:tc>
-          <w:tcPr/>
+          <w:tcPr>
+            <w:tcW w:w="3360" w:type="dxa"/>
+          </w:tcPr>
           <w:p>
             <w:pPr>
               <w:pStyle w:val="Compact"/>
@@ -1332,7 +1723,9 @@
           </w:p>
         </w:tc>
         <w:tc>
-          <w:tcPr/>
+          <w:tcPr>
+            <w:tcW w:w="1542" w:type="dxa"/>
+          </w:tcPr>
           <w:p>
             <w:pPr>
               <w:pStyle w:val="Compact"/>
@@ -1344,8 +1737,13 @@
         </w:tc>
       </w:tr>
       <w:tr>
-        <w:tc>
-          <w:tcPr/>
+        <w:trPr>
+          <w:cantSplit/>
+        </w:trPr>
+        <w:tc>
+          <w:tcPr>
+            <w:tcW w:w="1582" w:type="dxa"/>
+          </w:tcPr>
           <w:p>
             <w:pPr>
               <w:pStyle w:val="Compact"/>
@@ -1356,7 +1754,9 @@
           </w:p>
         </w:tc>
         <w:tc>
-          <w:tcPr/>
+          <w:tcPr>
+            <w:tcW w:w="3154" w:type="dxa"/>
+          </w:tcPr>
           <w:p>
             <w:pPr>
               <w:pStyle w:val="Compact"/>
@@ -1367,7 +1767,9 @@
           </w:p>
         </w:tc>
         <w:tc>
-          <w:tcPr/>
+          <w:tcPr>
+            <w:tcW w:w="3360" w:type="dxa"/>
+          </w:tcPr>
           <w:p>
             <w:pPr>
               <w:pStyle w:val="Compact"/>
@@ -1393,7 +1795,9 @@
           </w:p>
         </w:tc>
         <w:tc>
-          <w:tcPr/>
+          <w:tcPr>
+            <w:tcW w:w="1542" w:type="dxa"/>
+          </w:tcPr>
           <w:p>
             <w:pPr>
               <w:pStyle w:val="Compact"/>
@@ -1419,7 +1823,7 @@
               <a:graphicData uri="http://schemas.openxmlformats.org/drawingml/2006/picture">
                 <pic:pic>
                   <pic:nvPicPr>
-                    <pic:cNvPr descr="_변환도구/img/JSA-PF-DS-003_아키텍처 문서/2.png" id="14" name="Picture"/>
+                    <pic:cNvPr descr="/Users/garam/ops/inp/ws/.ai-workflow/work/tasks/현장방문대비/30 관리 산출물/개발/md2docx-styled/_변환도구/img/JSA-PF-DS-003_아키텍처 문서/2.png" id="14" name="Picture"/>
                     <pic:cNvPicPr>
                       <a:picLocks noChangeArrowheads="1" noChangeAspect="1"/>
                     </pic:cNvPicPr>
@@ -1509,7 +1913,7 @@
               <a:graphicData uri="http://schemas.openxmlformats.org/drawingml/2006/picture">
                 <pic:pic>
                   <pic:nvPicPr>
-                    <pic:cNvPr descr="_변환도구/img/JSA-PF-DS-003_아키텍처 문서/3.png" id="17" name="Picture"/>
+                    <pic:cNvPr descr="/Users/garam/ops/inp/ws/.ai-workflow/work/tasks/현장방문대비/30 관리 산출물/개발/md2docx-styled/_변환도구/img/JSA-PF-DS-003_아키텍처 문서/3.png" id="17" name="Picture"/>
                     <pic:cNvPicPr>
                       <a:picLocks noChangeArrowheads="1" noChangeAspect="1"/>
                     </pic:cNvPicPr>
@@ -1545,56 +1949,121 @@
     <w:tbl>
       <w:tblPr>
         <w:tblStyle w:val="Table"/>
-        <w:tblW w:type="pct" w:w="5000"/>
+        <w:tblW w:w="9638" w:type="dxa"/>
+        <w:tblBorders>
+          <w:top w:val="single" w:sz="4" w:space="0" w:color="CDD1D5"/>
+          <w:left w:val="single" w:sz="4" w:space="0" w:color="CDD1D5"/>
+          <w:bottom w:val="single" w:sz="4" w:space="0" w:color="CDD1D5"/>
+          <w:right w:val="single" w:sz="4" w:space="0" w:color="CDD1D5"/>
+          <w:insideH w:val="single" w:sz="4" w:space="0" w:color="CDD1D5"/>
+          <w:insideV w:val="single" w:sz="4" w:space="0" w:color="CDD1D5"/>
+        </w:tblBorders>
         <w:tblLayout w:type="fixed"/>
+        <w:tblCellMar>
+          <w:top w:w="50" w:type="dxa"/>
+          <w:left w:w="100" w:type="dxa"/>
+          <w:bottom w:w="50" w:type="dxa"/>
+          <w:right w:w="100" w:type="dxa"/>
+        </w:tblCellMar>
         <w:tblLook w:firstRow="1" w:lastRow="0" w:firstColumn="0" w:lastColumn="0" w:noHBand="0" w:noVBand="0" w:val="0020"/>
       </w:tblPr>
       <w:tblGrid>
-        <w:gridCol w:w="1435"/>
-        <w:gridCol w:w="3391"/>
-        <w:gridCol w:w="3093"/>
+        <w:gridCol w:w="1746"/>
+        <w:gridCol w:w="4127"/>
+        <w:gridCol w:w="3765"/>
       </w:tblGrid>
       <w:tr>
         <w:trPr>
+          <w:cantSplit/>
           <w:tblHeader w:val="on"/>
         </w:trPr>
         <w:tc>
-          <w:tcPr/>
-          <w:p>
-            <w:pPr>
-              <w:pStyle w:val="Compact"/>
-            </w:pPr>
-            <w:r>
+          <w:tcPr>
+            <w:tcW w:w="1746" w:type="dxa"/>
+            <w:tcBorders>
+              <w:top w:val="single" w:sz="4" w:space="0" w:color="90A9C6"/>
+              <w:left w:val="single" w:sz="4" w:space="0" w:color="90A9C6"/>
+              <w:bottom w:val="single" w:sz="4" w:space="0" w:color="90A9C6"/>
+              <w:right w:val="single" w:sz="4" w:space="0" w:color="90A9C6"/>
+            </w:tcBorders>
+            <w:shd w:val="clear" w:color="auto" w:fill="D6E0EB"/>
+            <w:vAlign w:val="center"/>
+          </w:tcPr>
+          <w:p>
+            <w:pPr>
+              <w:pStyle w:val="Compact"/>
+            </w:pPr>
+            <w:r>
+              <w:rPr>
+                <w:b/>
+                <w:bCs/>
+                <w:color w:val="131416"/>
+              </w:rPr>
               <w:t xml:space="preserve">컴포넌트</w:t>
             </w:r>
           </w:p>
         </w:tc>
         <w:tc>
-          <w:tcPr/>
-          <w:p>
-            <w:pPr>
-              <w:pStyle w:val="Compact"/>
-            </w:pPr>
-            <w:r>
+          <w:tcPr>
+            <w:tcW w:w="4127" w:type="dxa"/>
+            <w:tcBorders>
+              <w:top w:val="single" w:sz="4" w:space="0" w:color="90A9C6"/>
+              <w:left w:val="single" w:sz="4" w:space="0" w:color="90A9C6"/>
+              <w:bottom w:val="single" w:sz="4" w:space="0" w:color="90A9C6"/>
+              <w:right w:val="single" w:sz="4" w:space="0" w:color="90A9C6"/>
+            </w:tcBorders>
+            <w:shd w:val="clear" w:color="auto" w:fill="D6E0EB"/>
+            <w:vAlign w:val="center"/>
+          </w:tcPr>
+          <w:p>
+            <w:pPr>
+              <w:pStyle w:val="Compact"/>
+            </w:pPr>
+            <w:r>
+              <w:rPr>
+                <w:b/>
+                <w:bCs/>
+                <w:color w:val="131416"/>
+              </w:rPr>
               <w:t xml:space="preserve">책임</w:t>
             </w:r>
           </w:p>
         </w:tc>
         <w:tc>
-          <w:tcPr/>
-          <w:p>
-            <w:pPr>
-              <w:pStyle w:val="Compact"/>
-            </w:pPr>
-            <w:r>
+          <w:tcPr>
+            <w:tcW w:w="3765" w:type="dxa"/>
+            <w:tcBorders>
+              <w:top w:val="single" w:sz="4" w:space="0" w:color="90A9C6"/>
+              <w:left w:val="single" w:sz="4" w:space="0" w:color="90A9C6"/>
+              <w:bottom w:val="single" w:sz="4" w:space="0" w:color="90A9C6"/>
+              <w:right w:val="single" w:sz="4" w:space="0" w:color="90A9C6"/>
+            </w:tcBorders>
+            <w:shd w:val="clear" w:color="auto" w:fill="D6E0EB"/>
+            <w:vAlign w:val="center"/>
+          </w:tcPr>
+          <w:p>
+            <w:pPr>
+              <w:pStyle w:val="Compact"/>
+            </w:pPr>
+            <w:r>
+              <w:rPr>
+                <w:b/>
+                <w:bCs/>
+                <w:color w:val="131416"/>
+              </w:rPr>
               <w:t xml:space="preserve">비고</w:t>
             </w:r>
           </w:p>
         </w:tc>
       </w:tr>
       <w:tr>
-        <w:tc>
-          <w:tcPr/>
+        <w:trPr>
+          <w:cantSplit/>
+        </w:trPr>
+        <w:tc>
+          <w:tcPr>
+            <w:tcW w:w="1746" w:type="dxa"/>
+          </w:tcPr>
           <w:p>
             <w:pPr>
               <w:pStyle w:val="Compact"/>
@@ -1605,7 +2074,9 @@
           </w:p>
         </w:tc>
         <w:tc>
-          <w:tcPr/>
+          <w:tcPr>
+            <w:tcW w:w="4127" w:type="dxa"/>
+          </w:tcPr>
           <w:p>
             <w:pPr>
               <w:pStyle w:val="Compact"/>
@@ -1616,7 +2087,9 @@
           </w:p>
         </w:tc>
         <w:tc>
-          <w:tcPr/>
+          <w:tcPr>
+            <w:tcW w:w="3765" w:type="dxa"/>
+          </w:tcPr>
           <w:p>
             <w:pPr>
               <w:pStyle w:val="Compact"/>
@@ -1628,8 +2101,13 @@
         </w:tc>
       </w:tr>
       <w:tr>
-        <w:tc>
-          <w:tcPr/>
+        <w:trPr>
+          <w:cantSplit/>
+        </w:trPr>
+        <w:tc>
+          <w:tcPr>
+            <w:tcW w:w="1746" w:type="dxa"/>
+          </w:tcPr>
           <w:p>
             <w:pPr>
               <w:pStyle w:val="Compact"/>
@@ -1640,7 +2118,9 @@
           </w:p>
         </w:tc>
         <w:tc>
-          <w:tcPr/>
+          <w:tcPr>
+            <w:tcW w:w="4127" w:type="dxa"/>
+          </w:tcPr>
           <w:p>
             <w:pPr>
               <w:pStyle w:val="Compact"/>
@@ -1651,7 +2131,9 @@
           </w:p>
         </w:tc>
         <w:tc>
-          <w:tcPr/>
+          <w:tcPr>
+            <w:tcW w:w="3765" w:type="dxa"/>
+          </w:tcPr>
           <w:p>
             <w:pPr>
               <w:pStyle w:val="Compact"/>
@@ -1663,8 +2145,13 @@
         </w:tc>
       </w:tr>
       <w:tr>
-        <w:tc>
-          <w:tcPr/>
+        <w:trPr>
+          <w:cantSplit/>
+        </w:trPr>
+        <w:tc>
+          <w:tcPr>
+            <w:tcW w:w="1746" w:type="dxa"/>
+          </w:tcPr>
           <w:p>
             <w:pPr>
               <w:pStyle w:val="Compact"/>
@@ -1675,7 +2162,9 @@
           </w:p>
         </w:tc>
         <w:tc>
-          <w:tcPr/>
+          <w:tcPr>
+            <w:tcW w:w="4127" w:type="dxa"/>
+          </w:tcPr>
           <w:p>
             <w:pPr>
               <w:pStyle w:val="Compact"/>
@@ -1710,7 +2199,9 @@
           </w:p>
         </w:tc>
         <w:tc>
-          <w:tcPr/>
+          <w:tcPr>
+            <w:tcW w:w="3765" w:type="dxa"/>
+          </w:tcPr>
           <w:p>
             <w:pPr>
               <w:pStyle w:val="Compact"/>
@@ -1722,8 +2213,13 @@
         </w:tc>
       </w:tr>
       <w:tr>
-        <w:tc>
-          <w:tcPr/>
+        <w:trPr>
+          <w:cantSplit/>
+        </w:trPr>
+        <w:tc>
+          <w:tcPr>
+            <w:tcW w:w="1746" w:type="dxa"/>
+          </w:tcPr>
           <w:p>
             <w:pPr>
               <w:pStyle w:val="Compact"/>
@@ -1734,7 +2230,9 @@
           </w:p>
         </w:tc>
         <w:tc>
-          <w:tcPr/>
+          <w:tcPr>
+            <w:tcW w:w="4127" w:type="dxa"/>
+          </w:tcPr>
           <w:p>
             <w:pPr>
               <w:pStyle w:val="Compact"/>
@@ -1781,7 +2279,9 @@
           </w:p>
         </w:tc>
         <w:tc>
-          <w:tcPr/>
+          <w:tcPr>
+            <w:tcW w:w="3765" w:type="dxa"/>
+          </w:tcPr>
           <w:p>
             <w:pPr>
               <w:pStyle w:val="Compact"/>
@@ -1793,8 +2293,13 @@
         </w:tc>
       </w:tr>
       <w:tr>
-        <w:tc>
-          <w:tcPr/>
+        <w:trPr>
+          <w:cantSplit/>
+        </w:trPr>
+        <w:tc>
+          <w:tcPr>
+            <w:tcW w:w="1746" w:type="dxa"/>
+          </w:tcPr>
           <w:p>
             <w:pPr>
               <w:pStyle w:val="Compact"/>
@@ -1805,7 +2310,9 @@
           </w:p>
         </w:tc>
         <w:tc>
-          <w:tcPr/>
+          <w:tcPr>
+            <w:tcW w:w="4127" w:type="dxa"/>
+          </w:tcPr>
           <w:p>
             <w:pPr>
               <w:pStyle w:val="Compact"/>
@@ -1828,7 +2335,9 @@
           </w:p>
         </w:tc>
         <w:tc>
-          <w:tcPr/>
+          <w:tcPr>
+            <w:tcW w:w="3765" w:type="dxa"/>
+          </w:tcPr>
           <w:p>
             <w:pPr>
               <w:pStyle w:val="Compact"/>
@@ -1840,8 +2349,13 @@
         </w:tc>
       </w:tr>
       <w:tr>
-        <w:tc>
-          <w:tcPr/>
+        <w:trPr>
+          <w:cantSplit/>
+        </w:trPr>
+        <w:tc>
+          <w:tcPr>
+            <w:tcW w:w="1746" w:type="dxa"/>
+          </w:tcPr>
           <w:p>
             <w:pPr>
               <w:pStyle w:val="Compact"/>
@@ -1852,7 +2366,9 @@
           </w:p>
         </w:tc>
         <w:tc>
-          <w:tcPr/>
+          <w:tcPr>
+            <w:tcW w:w="4127" w:type="dxa"/>
+          </w:tcPr>
           <w:p>
             <w:pPr>
               <w:pStyle w:val="Compact"/>
@@ -1863,7 +2379,9 @@
           </w:p>
         </w:tc>
         <w:tc>
-          <w:tcPr/>
+          <w:tcPr>
+            <w:tcW w:w="3765" w:type="dxa"/>
+          </w:tcPr>
           <w:p>
             <w:pPr>
               <w:pStyle w:val="Compact"/>
@@ -1875,8 +2393,13 @@
         </w:tc>
       </w:tr>
       <w:tr>
-        <w:tc>
-          <w:tcPr/>
+        <w:trPr>
+          <w:cantSplit/>
+        </w:trPr>
+        <w:tc>
+          <w:tcPr>
+            <w:tcW w:w="1746" w:type="dxa"/>
+          </w:tcPr>
           <w:p>
             <w:pPr>
               <w:pStyle w:val="Compact"/>
@@ -1887,7 +2410,9 @@
           </w:p>
         </w:tc>
         <w:tc>
-          <w:tcPr/>
+          <w:tcPr>
+            <w:tcW w:w="4127" w:type="dxa"/>
+          </w:tcPr>
           <w:p>
             <w:pPr>
               <w:pStyle w:val="Compact"/>
@@ -1949,7 +2474,9 @@
           </w:p>
         </w:tc>
         <w:tc>
-          <w:tcPr/>
+          <w:tcPr>
+            <w:tcW w:w="3765" w:type="dxa"/>
+          </w:tcPr>
           <w:p>
             <w:pPr>
               <w:pStyle w:val="Compact"/>
@@ -1961,8 +2488,13 @@
         </w:tc>
       </w:tr>
       <w:tr>
-        <w:tc>
-          <w:tcPr/>
+        <w:trPr>
+          <w:cantSplit/>
+        </w:trPr>
+        <w:tc>
+          <w:tcPr>
+            <w:tcW w:w="1746" w:type="dxa"/>
+          </w:tcPr>
           <w:p>
             <w:pPr>
               <w:pStyle w:val="Compact"/>
@@ -1973,7 +2505,9 @@
           </w:p>
         </w:tc>
         <w:tc>
-          <w:tcPr/>
+          <w:tcPr>
+            <w:tcW w:w="4127" w:type="dxa"/>
+          </w:tcPr>
           <w:p>
             <w:pPr>
               <w:pStyle w:val="Compact"/>
@@ -1984,7 +2518,9 @@
           </w:p>
         </w:tc>
         <w:tc>
-          <w:tcPr/>
+          <w:tcPr>
+            <w:tcW w:w="3765" w:type="dxa"/>
+          </w:tcPr>
           <w:p>
             <w:pPr>
               <w:pStyle w:val="Compact"/>
@@ -2054,68 +2590,148 @@
     <w:tbl>
       <w:tblPr>
         <w:tblStyle w:val="Table"/>
-        <w:tblW w:type="pct" w:w="5000"/>
+        <w:tblW w:w="9638" w:type="dxa"/>
+        <w:tblBorders>
+          <w:top w:val="single" w:sz="4" w:space="0" w:color="CDD1D5"/>
+          <w:left w:val="single" w:sz="4" w:space="0" w:color="CDD1D5"/>
+          <w:bottom w:val="single" w:sz="4" w:space="0" w:color="CDD1D5"/>
+          <w:right w:val="single" w:sz="4" w:space="0" w:color="CDD1D5"/>
+          <w:insideH w:val="single" w:sz="4" w:space="0" w:color="CDD1D5"/>
+          <w:insideV w:val="single" w:sz="4" w:space="0" w:color="CDD1D5"/>
+        </w:tblBorders>
         <w:tblLayout w:type="fixed"/>
+        <w:tblCellMar>
+          <w:top w:w="50" w:type="dxa"/>
+          <w:left w:w="100" w:type="dxa"/>
+          <w:bottom w:w="50" w:type="dxa"/>
+          <w:right w:w="100" w:type="dxa"/>
+        </w:tblCellMar>
         <w:tblLook w:firstRow="1" w:lastRow="0" w:firstColumn="0" w:lastColumn="0" w:noHBand="0" w:noVBand="0" w:val="0020"/>
       </w:tblPr>
       <w:tblGrid>
-        <w:gridCol w:w="1024"/>
-        <w:gridCol w:w="2352"/>
-        <w:gridCol w:w="1799"/>
-        <w:gridCol w:w="2742"/>
+        <w:gridCol w:w="1247"/>
+        <w:gridCol w:w="2863"/>
+        <w:gridCol w:w="2190"/>
+        <w:gridCol w:w="3338"/>
       </w:tblGrid>
       <w:tr>
         <w:trPr>
+          <w:cantSplit/>
           <w:tblHeader w:val="on"/>
         </w:trPr>
         <w:tc>
-          <w:tcPr/>
-          <w:p>
-            <w:pPr>
-              <w:pStyle w:val="Compact"/>
-            </w:pPr>
-            <w:r>
+          <w:tcPr>
+            <w:tcW w:w="1247" w:type="dxa"/>
+            <w:tcBorders>
+              <w:top w:val="single" w:sz="4" w:space="0" w:color="90A9C6"/>
+              <w:left w:val="single" w:sz="4" w:space="0" w:color="90A9C6"/>
+              <w:bottom w:val="single" w:sz="4" w:space="0" w:color="90A9C6"/>
+              <w:right w:val="single" w:sz="4" w:space="0" w:color="90A9C6"/>
+            </w:tcBorders>
+            <w:shd w:val="clear" w:color="auto" w:fill="D6E0EB"/>
+            <w:vAlign w:val="center"/>
+          </w:tcPr>
+          <w:p>
+            <w:pPr>
+              <w:pStyle w:val="Compact"/>
+            </w:pPr>
+            <w:r>
+              <w:rPr>
+                <w:b/>
+                <w:bCs/>
+                <w:color w:val="131416"/>
+              </w:rPr>
               <w:t xml:space="preserve">환경</w:t>
             </w:r>
           </w:p>
         </w:tc>
         <w:tc>
-          <w:tcPr/>
-          <w:p>
-            <w:pPr>
-              <w:pStyle w:val="Compact"/>
-            </w:pPr>
-            <w:r>
+          <w:tcPr>
+            <w:tcW w:w="2863" w:type="dxa"/>
+            <w:tcBorders>
+              <w:top w:val="single" w:sz="4" w:space="0" w:color="90A9C6"/>
+              <w:left w:val="single" w:sz="4" w:space="0" w:color="90A9C6"/>
+              <w:bottom w:val="single" w:sz="4" w:space="0" w:color="90A9C6"/>
+              <w:right w:val="single" w:sz="4" w:space="0" w:color="90A9C6"/>
+            </w:tcBorders>
+            <w:shd w:val="clear" w:color="auto" w:fill="D6E0EB"/>
+            <w:vAlign w:val="center"/>
+          </w:tcPr>
+          <w:p>
+            <w:pPr>
+              <w:pStyle w:val="Compact"/>
+            </w:pPr>
+            <w:r>
+              <w:rPr>
+                <w:b/>
+                <w:bCs/>
+                <w:color w:val="131416"/>
+              </w:rPr>
               <w:t xml:space="preserve">클러스터</w:t>
             </w:r>
           </w:p>
         </w:tc>
         <w:tc>
-          <w:tcPr/>
-          <w:p>
-            <w:pPr>
-              <w:pStyle w:val="Compact"/>
-            </w:pPr>
-            <w:r>
+          <w:tcPr>
+            <w:tcW w:w="2190" w:type="dxa"/>
+            <w:tcBorders>
+              <w:top w:val="single" w:sz="4" w:space="0" w:color="90A9C6"/>
+              <w:left w:val="single" w:sz="4" w:space="0" w:color="90A9C6"/>
+              <w:bottom w:val="single" w:sz="4" w:space="0" w:color="90A9C6"/>
+              <w:right w:val="single" w:sz="4" w:space="0" w:color="90A9C6"/>
+            </w:tcBorders>
+            <w:shd w:val="clear" w:color="auto" w:fill="D6E0EB"/>
+            <w:vAlign w:val="center"/>
+          </w:tcPr>
+          <w:p>
+            <w:pPr>
+              <w:pStyle w:val="Compact"/>
+            </w:pPr>
+            <w:r>
+              <w:rPr>
+                <w:b/>
+                <w:bCs/>
+                <w:color w:val="131416"/>
+              </w:rPr>
               <w:t xml:space="preserve">데이터베이스</w:t>
             </w:r>
           </w:p>
         </w:tc>
         <w:tc>
-          <w:tcPr/>
-          <w:p>
-            <w:pPr>
-              <w:pStyle w:val="Compact"/>
-            </w:pPr>
-            <w:r>
+          <w:tcPr>
+            <w:tcW w:w="3338" w:type="dxa"/>
+            <w:tcBorders>
+              <w:top w:val="single" w:sz="4" w:space="0" w:color="90A9C6"/>
+              <w:left w:val="single" w:sz="4" w:space="0" w:color="90A9C6"/>
+              <w:bottom w:val="single" w:sz="4" w:space="0" w:color="90A9C6"/>
+              <w:right w:val="single" w:sz="4" w:space="0" w:color="90A9C6"/>
+            </w:tcBorders>
+            <w:shd w:val="clear" w:color="auto" w:fill="D6E0EB"/>
+            <w:vAlign w:val="center"/>
+          </w:tcPr>
+          <w:p>
+            <w:pPr>
+              <w:pStyle w:val="Compact"/>
+            </w:pPr>
+            <w:r>
+              <w:rPr>
+                <w:b/>
+                <w:bCs/>
+                <w:color w:val="131416"/>
+              </w:rPr>
               <w:t xml:space="preserve">상태</w:t>
             </w:r>
           </w:p>
         </w:tc>
       </w:tr>
       <w:tr>
-        <w:tc>
-          <w:tcPr/>
+        <w:trPr>
+          <w:cantSplit/>
+        </w:trPr>
+        <w:tc>
+          <w:tcPr>
+            <w:tcW w:w="1247" w:type="dxa"/>
+          </w:tcPr>
           <w:p>
             <w:pPr>
               <w:pStyle w:val="Compact"/>
@@ -2126,7 +2742,9 @@
           </w:p>
         </w:tc>
         <w:tc>
-          <w:tcPr/>
+          <w:tcPr>
+            <w:tcW w:w="2863" w:type="dxa"/>
+          </w:tcPr>
           <w:p>
             <w:pPr>
               <w:pStyle w:val="Compact"/>
@@ -2137,7 +2755,9 @@
           </w:p>
         </w:tc>
         <w:tc>
-          <w:tcPr/>
+          <w:tcPr>
+            <w:tcW w:w="2190" w:type="dxa"/>
+          </w:tcPr>
           <w:p>
             <w:pPr>
               <w:pStyle w:val="Compact"/>
@@ -2148,7 +2768,9 @@
           </w:p>
         </w:tc>
         <w:tc>
-          <w:tcPr/>
+          <w:tcPr>
+            <w:tcW w:w="3338" w:type="dxa"/>
+          </w:tcPr>
           <w:p>
             <w:pPr>
               <w:pStyle w:val="Compact"/>
@@ -2160,8 +2782,13 @@
         </w:tc>
       </w:tr>
       <w:tr>
-        <w:tc>
-          <w:tcPr/>
+        <w:trPr>
+          <w:cantSplit/>
+        </w:trPr>
+        <w:tc>
+          <w:tcPr>
+            <w:tcW w:w="1247" w:type="dxa"/>
+          </w:tcPr>
           <w:p>
             <w:pPr>
               <w:pStyle w:val="Compact"/>
@@ -2181,7 +2808,9 @@
           </w:p>
         </w:tc>
         <w:tc>
-          <w:tcPr/>
+          <w:tcPr>
+            <w:tcW w:w="2863" w:type="dxa"/>
+          </w:tcPr>
           <w:p>
             <w:pPr>
               <w:pStyle w:val="Compact"/>
@@ -2204,7 +2833,9 @@
           </w:p>
         </w:tc>
         <w:tc>
-          <w:tcPr/>
+          <w:tcPr>
+            <w:tcW w:w="2190" w:type="dxa"/>
+          </w:tcPr>
           <w:p>
             <w:pPr>
               <w:pStyle w:val="Compact"/>
@@ -2215,7 +2846,9 @@
           </w:p>
         </w:tc>
         <w:tc>
-          <w:tcPr/>
+          <w:tcPr>
+            <w:tcW w:w="3338" w:type="dxa"/>
+          </w:tcPr>
           <w:p>
             <w:pPr>
               <w:pStyle w:val="Compact"/>
@@ -2227,8 +2860,13 @@
         </w:tc>
       </w:tr>
       <w:tr>
-        <w:tc>
-          <w:tcPr/>
+        <w:trPr>
+          <w:cantSplit/>
+        </w:trPr>
+        <w:tc>
+          <w:tcPr>
+            <w:tcW w:w="1247" w:type="dxa"/>
+          </w:tcPr>
           <w:p>
             <w:pPr>
               <w:pStyle w:val="Compact"/>
@@ -2239,7 +2877,9 @@
           </w:p>
         </w:tc>
         <w:tc>
-          <w:tcPr/>
+          <w:tcPr>
+            <w:tcW w:w="2863" w:type="dxa"/>
+          </w:tcPr>
           <w:p>
             <w:pPr>
               <w:pStyle w:val="Compact"/>
@@ -2250,7 +2890,9 @@
           </w:p>
         </w:tc>
         <w:tc>
-          <w:tcPr/>
+          <w:tcPr>
+            <w:tcW w:w="2190" w:type="dxa"/>
+          </w:tcPr>
           <w:p>
             <w:pPr>
               <w:pStyle w:val="Compact"/>
@@ -2279,7 +2921,9 @@
           </w:p>
         </w:tc>
         <w:tc>
-          <w:tcPr/>
+          <w:tcPr>
+            <w:tcW w:w="3338" w:type="dxa"/>
+          </w:tcPr>
           <w:p>
             <w:pPr>
               <w:pStyle w:val="Compact"/>
@@ -2599,56 +3243,121 @@
     <w:tbl>
       <w:tblPr>
         <w:tblStyle w:val="Table"/>
-        <w:tblW w:type="pct" w:w="5000"/>
+        <w:tblW w:w="9638" w:type="dxa"/>
+        <w:tblBorders>
+          <w:top w:val="single" w:sz="4" w:space="0" w:color="CDD1D5"/>
+          <w:left w:val="single" w:sz="4" w:space="0" w:color="CDD1D5"/>
+          <w:bottom w:val="single" w:sz="4" w:space="0" w:color="CDD1D5"/>
+          <w:right w:val="single" w:sz="4" w:space="0" w:color="CDD1D5"/>
+          <w:insideH w:val="single" w:sz="4" w:space="0" w:color="CDD1D5"/>
+          <w:insideV w:val="single" w:sz="4" w:space="0" w:color="CDD1D5"/>
+        </w:tblBorders>
         <w:tblLayout w:type="fixed"/>
+        <w:tblCellMar>
+          <w:top w:w="50" w:type="dxa"/>
+          <w:left w:w="100" w:type="dxa"/>
+          <w:bottom w:w="50" w:type="dxa"/>
+          <w:right w:w="100" w:type="dxa"/>
+        </w:tblCellMar>
         <w:tblLook w:firstRow="1" w:lastRow="0" w:firstColumn="0" w:lastColumn="0" w:noHBand="0" w:noVBand="0" w:val="0020"/>
       </w:tblPr>
       <w:tblGrid>
-        <w:gridCol w:w="674"/>
-        <w:gridCol w:w="3199"/>
-        <w:gridCol w:w="4046"/>
+        <w:gridCol w:w="820"/>
+        <w:gridCol w:w="3893"/>
+        <w:gridCol w:w="4925"/>
       </w:tblGrid>
       <w:tr>
         <w:trPr>
+          <w:cantSplit/>
           <w:tblHeader w:val="on"/>
         </w:trPr>
         <w:tc>
-          <w:tcPr/>
-          <w:p>
-            <w:pPr>
-              <w:pStyle w:val="Compact"/>
-            </w:pPr>
-            <w:r>
+          <w:tcPr>
+            <w:tcW w:w="820" w:type="dxa"/>
+            <w:tcBorders>
+              <w:top w:val="single" w:sz="4" w:space="0" w:color="90A9C6"/>
+              <w:left w:val="single" w:sz="4" w:space="0" w:color="90A9C6"/>
+              <w:bottom w:val="single" w:sz="4" w:space="0" w:color="90A9C6"/>
+              <w:right w:val="single" w:sz="4" w:space="0" w:color="90A9C6"/>
+            </w:tcBorders>
+            <w:shd w:val="clear" w:color="auto" w:fill="D6E0EB"/>
+            <w:vAlign w:val="center"/>
+          </w:tcPr>
+          <w:p>
+            <w:pPr>
+              <w:pStyle w:val="Compact"/>
+            </w:pPr>
+            <w:r>
+              <w:rPr>
+                <w:b/>
+                <w:bCs/>
+                <w:color w:val="131416"/>
+              </w:rPr>
               <w:t xml:space="preserve">속성</w:t>
             </w:r>
           </w:p>
         </w:tc>
         <w:tc>
-          <w:tcPr/>
-          <w:p>
-            <w:pPr>
-              <w:pStyle w:val="Compact"/>
-            </w:pPr>
-            <w:r>
+          <w:tcPr>
+            <w:tcW w:w="3893" w:type="dxa"/>
+            <w:tcBorders>
+              <w:top w:val="single" w:sz="4" w:space="0" w:color="90A9C6"/>
+              <w:left w:val="single" w:sz="4" w:space="0" w:color="90A9C6"/>
+              <w:bottom w:val="single" w:sz="4" w:space="0" w:color="90A9C6"/>
+              <w:right w:val="single" w:sz="4" w:space="0" w:color="90A9C6"/>
+            </w:tcBorders>
+            <w:shd w:val="clear" w:color="auto" w:fill="D6E0EB"/>
+            <w:vAlign w:val="center"/>
+          </w:tcPr>
+          <w:p>
+            <w:pPr>
+              <w:pStyle w:val="Compact"/>
+            </w:pPr>
+            <w:r>
+              <w:rPr>
+                <w:b/>
+                <w:bCs/>
+                <w:color w:val="131416"/>
+              </w:rPr>
               <w:t xml:space="preserve">목표</w:t>
             </w:r>
           </w:p>
         </w:tc>
         <w:tc>
-          <w:tcPr/>
-          <w:p>
-            <w:pPr>
-              <w:pStyle w:val="Compact"/>
-            </w:pPr>
-            <w:r>
+          <w:tcPr>
+            <w:tcW w:w="4925" w:type="dxa"/>
+            <w:tcBorders>
+              <w:top w:val="single" w:sz="4" w:space="0" w:color="90A9C6"/>
+              <w:left w:val="single" w:sz="4" w:space="0" w:color="90A9C6"/>
+              <w:bottom w:val="single" w:sz="4" w:space="0" w:color="90A9C6"/>
+              <w:right w:val="single" w:sz="4" w:space="0" w:color="90A9C6"/>
+            </w:tcBorders>
+            <w:shd w:val="clear" w:color="auto" w:fill="D6E0EB"/>
+            <w:vAlign w:val="center"/>
+          </w:tcPr>
+          <w:p>
+            <w:pPr>
+              <w:pStyle w:val="Compact"/>
+            </w:pPr>
+            <w:r>
+              <w:rPr>
+                <w:b/>
+                <w:bCs/>
+                <w:color w:val="131416"/>
+              </w:rPr>
               <w:t xml:space="preserve">설계 대응</w:t>
             </w:r>
           </w:p>
         </w:tc>
       </w:tr>
       <w:tr>
-        <w:tc>
-          <w:tcPr/>
+        <w:trPr>
+          <w:cantSplit/>
+        </w:trPr>
+        <w:tc>
+          <w:tcPr>
+            <w:tcW w:w="820" w:type="dxa"/>
+          </w:tcPr>
           <w:p>
             <w:pPr>
               <w:pStyle w:val="Compact"/>
@@ -2659,7 +3368,9 @@
           </w:p>
         </w:tc>
         <w:tc>
-          <w:tcPr/>
+          <w:tcPr>
+            <w:tcW w:w="3893" w:type="dxa"/>
+          </w:tcPr>
           <w:p>
             <w:pPr>
               <w:pStyle w:val="Compact"/>
@@ -2670,7 +3381,9 @@
           </w:p>
         </w:tc>
         <w:tc>
-          <w:tcPr/>
+          <w:tcPr>
+            <w:tcW w:w="4925" w:type="dxa"/>
+          </w:tcPr>
           <w:p>
             <w:pPr>
               <w:pStyle w:val="Compact"/>
@@ -2715,8 +3428,13 @@
         </w:tc>
       </w:tr>
       <w:tr>
-        <w:tc>
-          <w:tcPr/>
+        <w:trPr>
+          <w:cantSplit/>
+        </w:trPr>
+        <w:tc>
+          <w:tcPr>
+            <w:tcW w:w="820" w:type="dxa"/>
+          </w:tcPr>
           <w:p>
             <w:pPr>
               <w:pStyle w:val="Compact"/>
@@ -2727,7 +3445,9 @@
           </w:p>
         </w:tc>
         <w:tc>
-          <w:tcPr/>
+          <w:tcPr>
+            <w:tcW w:w="3893" w:type="dxa"/>
+          </w:tcPr>
           <w:p>
             <w:pPr>
               <w:pStyle w:val="Compact"/>
@@ -2738,7 +3458,9 @@
           </w:p>
         </w:tc>
         <w:tc>
-          <w:tcPr/>
+          <w:tcPr>
+            <w:tcW w:w="4925" w:type="dxa"/>
+          </w:tcPr>
           <w:p>
             <w:pPr>
               <w:pStyle w:val="Compact"/>
@@ -2771,8 +3493,13 @@
         </w:tc>
       </w:tr>
       <w:tr>
-        <w:tc>
-          <w:tcPr/>
+        <w:trPr>
+          <w:cantSplit/>
+        </w:trPr>
+        <w:tc>
+          <w:tcPr>
+            <w:tcW w:w="820" w:type="dxa"/>
+          </w:tcPr>
           <w:p>
             <w:pPr>
               <w:pStyle w:val="Compact"/>
@@ -2783,7 +3510,9 @@
           </w:p>
         </w:tc>
         <w:tc>
-          <w:tcPr/>
+          <w:tcPr>
+            <w:tcW w:w="3893" w:type="dxa"/>
+          </w:tcPr>
           <w:p>
             <w:pPr>
               <w:pStyle w:val="Compact"/>
@@ -2794,7 +3523,9 @@
           </w:p>
         </w:tc>
         <w:tc>
-          <w:tcPr/>
+          <w:tcPr>
+            <w:tcW w:w="4925" w:type="dxa"/>
+          </w:tcPr>
           <w:p>
             <w:pPr>
               <w:pStyle w:val="Compact"/>
@@ -2806,8 +3537,13 @@
         </w:tc>
       </w:tr>
       <w:tr>
-        <w:tc>
-          <w:tcPr/>
+        <w:trPr>
+          <w:cantSplit/>
+        </w:trPr>
+        <w:tc>
+          <w:tcPr>
+            <w:tcW w:w="820" w:type="dxa"/>
+          </w:tcPr>
           <w:p>
             <w:pPr>
               <w:pStyle w:val="Compact"/>
@@ -2818,7 +3554,9 @@
           </w:p>
         </w:tc>
         <w:tc>
-          <w:tcPr/>
+          <w:tcPr>
+            <w:tcW w:w="3893" w:type="dxa"/>
+          </w:tcPr>
           <w:p>
             <w:pPr>
               <w:pStyle w:val="Compact"/>
@@ -2829,7 +3567,9 @@
           </w:p>
         </w:tc>
         <w:tc>
-          <w:tcPr/>
+          <w:tcPr>
+            <w:tcW w:w="4925" w:type="dxa"/>
+          </w:tcPr>
           <w:p>
             <w:pPr>
               <w:pStyle w:val="Compact"/>
@@ -2853,8 +3593,13 @@
         </w:tc>
       </w:tr>
       <w:tr>
-        <w:tc>
-          <w:tcPr/>
+        <w:trPr>
+          <w:cantSplit/>
+        </w:trPr>
+        <w:tc>
+          <w:tcPr>
+            <w:tcW w:w="820" w:type="dxa"/>
+          </w:tcPr>
           <w:p>
             <w:pPr>
               <w:pStyle w:val="Compact"/>
@@ -2865,7 +3610,9 @@
           </w:p>
         </w:tc>
         <w:tc>
-          <w:tcPr/>
+          <w:tcPr>
+            <w:tcW w:w="3893" w:type="dxa"/>
+          </w:tcPr>
           <w:p>
             <w:pPr>
               <w:pStyle w:val="Compact"/>
@@ -2876,7 +3623,9 @@
           </w:p>
         </w:tc>
         <w:tc>
-          <w:tcPr/>
+          <w:tcPr>
+            <w:tcW w:w="4925" w:type="dxa"/>
+          </w:tcPr>
           <w:p>
             <w:pPr>
               <w:pStyle w:val="Compact"/>
@@ -2888,8 +3637,13 @@
         </w:tc>
       </w:tr>
       <w:tr>
-        <w:tc>
-          <w:tcPr/>
+        <w:trPr>
+          <w:cantSplit/>
+        </w:trPr>
+        <w:tc>
+          <w:tcPr>
+            <w:tcW w:w="820" w:type="dxa"/>
+          </w:tcPr>
           <w:p>
             <w:pPr>
               <w:pStyle w:val="Compact"/>
@@ -2900,7 +3654,9 @@
           </w:p>
         </w:tc>
         <w:tc>
-          <w:tcPr/>
+          <w:tcPr>
+            <w:tcW w:w="3893" w:type="dxa"/>
+          </w:tcPr>
           <w:p>
             <w:pPr>
               <w:pStyle w:val="Compact"/>
@@ -2911,7 +3667,9 @@
           </w:p>
         </w:tc>
         <w:tc>
-          <w:tcPr/>
+          <w:tcPr>
+            <w:tcW w:w="4925" w:type="dxa"/>
+          </w:tcPr>
           <w:p>
             <w:pPr>
               <w:pStyle w:val="Compact"/>
@@ -2923,8 +3681,13 @@
         </w:tc>
       </w:tr>
       <w:tr>
-        <w:tc>
-          <w:tcPr/>
+        <w:trPr>
+          <w:cantSplit/>
+        </w:trPr>
+        <w:tc>
+          <w:tcPr>
+            <w:tcW w:w="820" w:type="dxa"/>
+          </w:tcPr>
           <w:p>
             <w:pPr>
               <w:pStyle w:val="Compact"/>
@@ -2935,7 +3698,9 @@
           </w:p>
         </w:tc>
         <w:tc>
-          <w:tcPr/>
+          <w:tcPr>
+            <w:tcW w:w="3893" w:type="dxa"/>
+          </w:tcPr>
           <w:p>
             <w:pPr>
               <w:pStyle w:val="Compact"/>
@@ -2946,7 +3711,9 @@
           </w:p>
         </w:tc>
         <w:tc>
-          <w:tcPr/>
+          <w:tcPr>
+            <w:tcW w:w="4925" w:type="dxa"/>
+          </w:tcPr>
           <w:p>
             <w:pPr>
               <w:pStyle w:val="Compact"/>
